--- a/public/templates/nda.docx
+++ b/public/templates/nda.docx
@@ -685,7 +685,19 @@
         <w:rPr>
           <w:rFonts w:ascii="BIZ UDP明朝 Medium" w:eastAsia="BIZ UDP明朝 Medium" w:hAnsi="BIZ UDP明朝 Medium" w:hint="eastAsia"/>
         </w:rPr>
-        <w:t>被開示者は、個人情報保護の観点から本契約中の他の条項に定める規定に従うほか、「個人情報の保護に関する法律」（平成15年法律第57号）の趣旨に従い、不正アクセス、使用、複製、開示、漏洩、改変および消去に関する記録を作成し、開示者からの要求があった場合には、当該記録を速やかに提出し、報告を行うものとする。なお、当該切り奥は本契約終了後、5年間保管するものとする。</w:t>
+        <w:t>被開示者は、個人情報保護の観点から本契約中の他の条項に定める規定に従うほか、「個人情報の保護に関する法律」（平成15年法律第57号）の趣旨に従い、不正アクセス、使用、複製、開示、漏洩、改変および消去に関する記録を作成し、開示者からの要求があった場合には、当該記録を速やかに提出し、報告を行うものとする。なお、当該</w:t>
+      </w:r>
+      <w:r>
+        <w:rPr>
+          <w:rFonts w:ascii="BIZ UDP明朝 Medium" w:eastAsia="BIZ UDP明朝 Medium" w:hAnsi="BIZ UDP明朝 Medium" w:hint="eastAsia"/>
+        </w:rPr>
+        <w:t>記録</w:t>
+      </w:r>
+      <w:r>
+        <w:rPr>
+          <w:rFonts w:ascii="BIZ UDP明朝 Medium" w:eastAsia="BIZ UDP明朝 Medium" w:hAnsi="BIZ UDP明朝 Medium" w:hint="eastAsia"/>
+        </w:rPr>
+        <w:t>は本契約終了後、5年間保管するものとする。</w:t>
       </w:r>
     </w:p>
     <w:p>

--- a/public/templates/nda.docx
+++ b/public/templates/nda.docx
@@ -1590,7 +1590,6 @@
           <w:rFonts w:ascii="BIZ UDP明朝 Medium" w:eastAsia="BIZ UDP明朝 Medium" w:hAnsi="BIZ UDP明朝 Medium"/>
         </w:rPr>
       </w:pPr>
-      <w:commentRangeStart w:id="0"/>
       <w:r>
         <w:rPr>
           <w:rFonts w:ascii="BIZ UDP明朝 Medium" w:eastAsia="BIZ UDP明朝 Medium" w:hAnsi="BIZ UDP明朝 Medium" w:hint="eastAsia"/>
@@ -1622,16 +1621,6 @@
         </w:rPr>
         <w:t>甲および乙が合意の後電子署名を施し、各自その電磁的記録を保管する。</w:t>
       </w:r>
-      <w:commentRangeEnd w:id="0"/>
-      <w:r>
-        <w:rPr>
-          <w:rStyle w:val="ae"/>
-          <w:rFonts w:ascii="BIZ UDP明朝 Medium" w:eastAsia="BIZ UDP明朝 Medium" w:hAnsi="BIZ UDP明朝 Medium"/>
-          <w:sz w:val="22"/>
-          <w:szCs w:val="24"/>
-        </w:rPr>
-        <w:commentReference w:id="0"/>
-      </w:r>
     </w:p>
     <w:p>
       <w:pPr>
@@ -1711,6 +1700,68 @@
           <w:rFonts w:ascii="BIZ UDP明朝 Medium" w:eastAsia="BIZ UDP明朝 Medium" w:hAnsi="BIZ UDP明朝 Medium"/>
         </w:rPr>
       </w:pPr>
+      <w:r>
+        <w:rPr>
+          <w:rFonts w:ascii="BIZ UDP明朝 Medium" w:eastAsia="BIZ UDP明朝 Medium" w:hAnsi="BIZ UDP明朝 Medium" w:hint="eastAsia"/>
+          <w:noProof/>
+          <w:lang w:val="ja-JP"/>
+        </w:rPr>
+        <w:drawing>
+          <wp:anchor distT="0" distB="0" distL="114300" distR="114300" simplePos="0" relativeHeight="251658240" behindDoc="0" locked="0" layoutInCell="1" allowOverlap="1" wp14:anchorId="4CA2DB6B" wp14:editId="4A2EA0AD">
+            <wp:simplePos x="0" y="0"/>
+            <wp:positionH relativeFrom="margin">
+              <wp:posOffset>4730004</wp:posOffset>
+            </wp:positionH>
+            <wp:positionV relativeFrom="paragraph">
+              <wp:posOffset>228963</wp:posOffset>
+            </wp:positionV>
+            <wp:extent cx="502055" cy="502055"/>
+            <wp:effectExtent l="0" t="0" r="0" b="0"/>
+            <wp:wrapNone/>
+            <wp:docPr id="855495127" name="図 1"/>
+            <wp:cNvGraphicFramePr>
+              <a:graphicFrameLocks xmlns:a="http://schemas.openxmlformats.org/drawingml/2006/main" noChangeAspect="1"/>
+            </wp:cNvGraphicFramePr>
+            <a:graphic xmlns:a="http://schemas.openxmlformats.org/drawingml/2006/main">
+              <a:graphicData uri="http://schemas.openxmlformats.org/drawingml/2006/picture">
+                <pic:pic xmlns:pic="http://schemas.openxmlformats.org/drawingml/2006/picture">
+                  <pic:nvPicPr>
+                    <pic:cNvPr id="855495127" name="図 855495127"/>
+                    <pic:cNvPicPr/>
+                  </pic:nvPicPr>
+                  <pic:blipFill>
+                    <a:blip r:embed="rId7" cstate="print">
+                      <a:extLst>
+                        <a:ext uri="{28A0092B-C50C-407E-A947-70E740481C1C}">
+                          <a14:useLocalDpi xmlns:a14="http://schemas.microsoft.com/office/drawing/2010/main" val="0"/>
+                        </a:ext>
+                      </a:extLst>
+                    </a:blip>
+                    <a:stretch>
+                      <a:fillRect/>
+                    </a:stretch>
+                  </pic:blipFill>
+                  <pic:spPr>
+                    <a:xfrm>
+                      <a:off x="0" y="0"/>
+                      <a:ext cx="502055" cy="502055"/>
+                    </a:xfrm>
+                    <a:prstGeom prst="rect">
+                      <a:avLst/>
+                    </a:prstGeom>
+                  </pic:spPr>
+                </pic:pic>
+              </a:graphicData>
+            </a:graphic>
+            <wp14:sizeRelH relativeFrom="margin">
+              <wp14:pctWidth>0</wp14:pctWidth>
+            </wp14:sizeRelH>
+            <wp14:sizeRelV relativeFrom="margin">
+              <wp14:pctHeight>0</wp14:pctHeight>
+            </wp14:sizeRelV>
+          </wp:anchor>
+        </w:drawing>
+      </w:r>
       <w:r>
         <w:rPr>
           <w:rFonts w:ascii="BIZ UDP明朝 Medium" w:eastAsia="BIZ UDP明朝 Medium" w:hAnsi="BIZ UDP明朝 Medium" w:hint="eastAsia"/>
@@ -1805,53 +1856,6 @@
     </w:sectPr>
   </w:body>
 </w:document>
-</file>
-
-<file path=word/comments.xml><?xml version="1.0" encoding="utf-8"?>
-<w:comments xmlns:wpc="http://schemas.microsoft.com/office/word/2010/wordprocessingCanvas" xmlns:cx="http://schemas.microsoft.com/office/drawing/2014/chartex" xmlns:cx1="http://schemas.microsoft.com/office/drawing/2015/9/8/chartex" xmlns:cx2="http://schemas.microsoft.com/office/drawing/2015/10/21/chartex" xmlns:cx3="http://schemas.microsoft.com/office/drawing/2016/5/9/chartex" xmlns:cx4="http://schemas.microsoft.com/office/drawing/2016/5/10/chartex" xmlns:cx5="http://schemas.microsoft.com/office/drawing/2016/5/11/chartex" xmlns:cx6="http://schemas.microsoft.com/office/drawing/2016/5/12/chartex" xmlns:cx7="http://schemas.microsoft.com/office/drawing/2016/5/13/chartex" xmlns:cx8="http://schemas.microsoft.com/office/drawing/2016/5/14/chartex" xmlns:mc="http://schemas.openxmlformats.org/markup-compatibility/2006" xmlns:aink="http://schemas.microsoft.com/office/drawing/2016/ink" xmlns:am3d="http://schemas.microsoft.com/office/drawing/2017/model3d" xmlns:o="urn:schemas-microsoft-com:office:office" xmlns:oel="http://schemas.microsoft.com/office/2019/extlst" xmlns:r="http://schemas.openxmlformats.org/officeDocument/2006/relationships" xmlns:m="http://schemas.openxmlformats.org/officeDocument/2006/math" xmlns:v="urn:schemas-microsoft-com:vml" xmlns:wp14="http://schemas.microsoft.com/office/word/2010/wordprocessingDrawing" xmlns:wp="http://schemas.openxmlformats.org/drawingml/2006/wordprocessingDrawing" xmlns:w10="urn:schemas-microsoft-com:office:word" xmlns:w="http://schemas.openxmlformats.org/wordprocessingml/2006/main" xmlns:w14="http://schemas.microsoft.com/office/word/2010/wordml" xmlns:w15="http://schemas.microsoft.com/office/word/2012/wordml" xmlns:w16cex="http://schemas.microsoft.com/office/word/2018/wordml/cex" xmlns:w16cid="http://schemas.microsoft.com/office/word/2016/wordml/cid" xmlns:w16="http://schemas.microsoft.com/office/word/2018/wordml" xmlns:w16du="http://schemas.microsoft.com/office/word/2023/wordml/word16du" xmlns:w16sdtdh="http://schemas.microsoft.com/office/word/2020/wordml/sdtdatahash" xmlns:w16sdtfl="http://schemas.microsoft.com/office/word/2024/wordml/sdtformatlock" xmlns:w16se="http://schemas.microsoft.com/office/word/2015/wordml/symex" xmlns:wpg="http://schemas.microsoft.com/office/word/2010/wordprocessingGroup" xmlns:wpi="http://schemas.microsoft.com/office/word/2010/wordprocessingInk" xmlns:wne="http://schemas.microsoft.com/office/word/2006/wordml" xmlns:wps="http://schemas.microsoft.com/office/word/2010/wordprocessingShape" mc:Ignorable="w14 w15 w16se w16cid w16 w16cex w16sdtdh w16sdtfl w16du wp14">
-  <w:comment w:id="0" w:author="user" w:date="2026-03-19T18:11:00Z" w:initials="user">
-    <w:p>
-      <w:pPr>
-        <w:pStyle w:val="af"/>
-      </w:pPr>
-      <w:r>
-        <w:rPr>
-          <w:rStyle w:val="ae"/>
-        </w:rPr>
-        <w:annotationRef/>
-      </w:r>
-      <w:r>
-        <w:t>電子での契約締結と伺いましたので、それにそぐわしい末文に修正させていただいております。</w:t>
-      </w:r>
-    </w:p>
-    <w:p>
-      <w:pPr>
-        <w:pStyle w:val="af"/>
-      </w:pPr>
-      <w:r>
-        <w:t>ご確認ください。</w:t>
-      </w:r>
-    </w:p>
-  </w:comment>
-</w:comments>
-</file>
-
-<file path=word/commentsExtended.xml><?xml version="1.0" encoding="utf-8"?>
-<w15:commentsEx xmlns:wpc="http://schemas.microsoft.com/office/word/2010/wordprocessingCanvas" xmlns:cx="http://schemas.microsoft.com/office/drawing/2014/chartex" xmlns:cx1="http://schemas.microsoft.com/office/drawing/2015/9/8/chartex" xmlns:cx2="http://schemas.microsoft.com/office/drawing/2015/10/21/chartex" xmlns:cx3="http://schemas.microsoft.com/office/drawing/2016/5/9/chartex" xmlns:cx4="http://schemas.microsoft.com/office/drawing/2016/5/10/chartex" xmlns:cx5="http://schemas.microsoft.com/office/drawing/2016/5/11/chartex" xmlns:cx6="http://schemas.microsoft.com/office/drawing/2016/5/12/chartex" xmlns:cx7="http://schemas.microsoft.com/office/drawing/2016/5/13/chartex" xmlns:cx8="http://schemas.microsoft.com/office/drawing/2016/5/14/chartex" xmlns:mc="http://schemas.openxmlformats.org/markup-compatibility/2006" xmlns:aink="http://schemas.microsoft.com/office/drawing/2016/ink" xmlns:am3d="http://schemas.microsoft.com/office/drawing/2017/model3d" xmlns:o="urn:schemas-microsoft-com:office:office" xmlns:oel="http://schemas.microsoft.com/office/2019/extlst" xmlns:r="http://schemas.openxmlformats.org/officeDocument/2006/relationships" xmlns:m="http://schemas.openxmlformats.org/officeDocument/2006/math" xmlns:v="urn:schemas-microsoft-com:vml" xmlns:wp14="http://schemas.microsoft.com/office/word/2010/wordprocessingDrawing" xmlns:wp="http://schemas.openxmlformats.org/drawingml/2006/wordprocessingDrawing" xmlns:w10="urn:schemas-microsoft-com:office:word" xmlns:w="http://schemas.openxmlformats.org/wordprocessingml/2006/main" xmlns:w14="http://schemas.microsoft.com/office/word/2010/wordml" xmlns:w15="http://schemas.microsoft.com/office/word/2012/wordml" xmlns:w16cex="http://schemas.microsoft.com/office/word/2018/wordml/cex" xmlns:w16cid="http://schemas.microsoft.com/office/word/2016/wordml/cid" xmlns:w16="http://schemas.microsoft.com/office/word/2018/wordml" xmlns:w16du="http://schemas.microsoft.com/office/word/2023/wordml/word16du" xmlns:w16sdtdh="http://schemas.microsoft.com/office/word/2020/wordml/sdtdatahash" xmlns:w16sdtfl="http://schemas.microsoft.com/office/word/2024/wordml/sdtformatlock" xmlns:w16se="http://schemas.microsoft.com/office/word/2015/wordml/symex" xmlns:wpg="http://schemas.microsoft.com/office/word/2010/wordprocessingGroup" xmlns:wpi="http://schemas.microsoft.com/office/word/2010/wordprocessingInk" xmlns:wne="http://schemas.microsoft.com/office/word/2006/wordml" xmlns:wps="http://schemas.microsoft.com/office/word/2010/wordprocessingShape" mc:Ignorable="w14 w15 w16se w16cid w16 w16cex w16sdtdh w16sdtfl w16du wp14">
-  <w15:commentEx w15:paraId="46834FB5" w15:done="1"/>
-</w15:commentsEx>
-</file>
-
-<file path=word/commentsExtensible.xml><?xml version="1.0" encoding="utf-8"?>
-<w16cex:commentsExtensible xmlns:wpc="http://schemas.microsoft.com/office/word/2010/wordprocessingCanvas" xmlns:cx="http://schemas.microsoft.com/office/drawing/2014/chartex" xmlns:cx1="http://schemas.microsoft.com/office/drawing/2015/9/8/chartex" xmlns:cx2="http://schemas.microsoft.com/office/drawing/2015/10/21/chartex" xmlns:cx3="http://schemas.microsoft.com/office/drawing/2016/5/9/chartex" xmlns:cx4="http://schemas.microsoft.com/office/drawing/2016/5/10/chartex" xmlns:cx5="http://schemas.microsoft.com/office/drawing/2016/5/11/chartex" xmlns:cx6="http://schemas.microsoft.com/office/drawing/2016/5/12/chartex" xmlns:cx7="http://schemas.microsoft.com/office/drawing/2016/5/13/chartex" xmlns:cx8="http://schemas.microsoft.com/office/drawing/2016/5/14/chartex" xmlns:cr="http://schemas.microsoft.com/office/comments/2020/reactions" xmlns:mc="http://schemas.openxmlformats.org/markup-compatibility/2006" xmlns:aink="http://schemas.microsoft.com/office/drawing/2016/ink" xmlns:am3d="http://schemas.microsoft.com/office/drawing/2017/model3d" xmlns:o="urn:schemas-microsoft-com:office:office" xmlns:oel="http://schemas.microsoft.com/office/2019/extlst" xmlns:r="http://schemas.openxmlformats.org/officeDocument/2006/relationships" xmlns:m="http://schemas.openxmlformats.org/officeDocument/2006/math" xmlns:v="urn:schemas-microsoft-com:vml" xmlns:wp14="http://schemas.microsoft.com/office/word/2010/wordprocessingDrawing" xmlns:wp="http://schemas.openxmlformats.org/drawingml/2006/wordprocessingDrawing" xmlns:w10="urn:schemas-microsoft-com:office:word" xmlns:w="http://schemas.openxmlformats.org/wordprocessingml/2006/main" xmlns:w14="http://schemas.microsoft.com/office/word/2010/wordml" xmlns:w15="http://schemas.microsoft.com/office/word/2012/wordml" xmlns:w16cex="http://schemas.microsoft.com/office/word/2018/wordml/cex" xmlns:w16cid="http://schemas.microsoft.com/office/word/2016/wordml/cid" xmlns:w16="http://schemas.microsoft.com/office/word/2018/wordml" xmlns:w16du="http://schemas.microsoft.com/office/word/2023/wordml/word16du" xmlns:w16sdtdh="http://schemas.microsoft.com/office/word/2020/wordml/sdtdatahash" xmlns:w16sdtfl="http://schemas.microsoft.com/office/word/2024/wordml/sdtformatlock" xmlns:w16se="http://schemas.microsoft.com/office/word/2015/wordml/symex" xmlns:wpg="http://schemas.microsoft.com/office/word/2010/wordprocessingGroup" xmlns:wpi="http://schemas.microsoft.com/office/word/2010/wordprocessingInk" xmlns:wne="http://schemas.microsoft.com/office/word/2006/wordml" xmlns:wps="http://schemas.microsoft.com/office/word/2010/wordprocessingShape" mc:Ignorable="w14 w15 w16se w16cid w16 w16cex w16sdtdh w16sdtfl cr w16du wp14">
-  <w16cex:commentExtensible w16cex:durableId="432054D2" w16cex:dateUtc="2026-03-19T09:11:00Z"/>
-</w16cex:commentsExtensible>
-</file>
-
-<file path=word/commentsIds.xml><?xml version="1.0" encoding="utf-8"?>
-<w16cid:commentsIds xmlns:wpc="http://schemas.microsoft.com/office/word/2010/wordprocessingCanvas" xmlns:cx="http://schemas.microsoft.com/office/drawing/2014/chartex" xmlns:cx1="http://schemas.microsoft.com/office/drawing/2015/9/8/chartex" xmlns:cx2="http://schemas.microsoft.com/office/drawing/2015/10/21/chartex" xmlns:cx3="http://schemas.microsoft.com/office/drawing/2016/5/9/chartex" xmlns:cx4="http://schemas.microsoft.com/office/drawing/2016/5/10/chartex" xmlns:cx5="http://schemas.microsoft.com/office/drawing/2016/5/11/chartex" xmlns:cx6="http://schemas.microsoft.com/office/drawing/2016/5/12/chartex" xmlns:cx7="http://schemas.microsoft.com/office/drawing/2016/5/13/chartex" xmlns:cx8="http://schemas.microsoft.com/office/drawing/2016/5/14/chartex" xmlns:mc="http://schemas.openxmlformats.org/markup-compatibility/2006" xmlns:aink="http://schemas.microsoft.com/office/drawing/2016/ink" xmlns:am3d="http://schemas.microsoft.com/office/drawing/2017/model3d" xmlns:o="urn:schemas-microsoft-com:office:office" xmlns:oel="http://schemas.microsoft.com/office/2019/extlst" xmlns:r="http://schemas.openxmlformats.org/officeDocument/2006/relationships" xmlns:m="http://schemas.openxmlformats.org/officeDocument/2006/math" xmlns:v="urn:schemas-microsoft-com:vml" xmlns:wp14="http://schemas.microsoft.com/office/word/2010/wordprocessingDrawing" xmlns:wp="http://schemas.openxmlformats.org/drawingml/2006/wordprocessingDrawing" xmlns:w10="urn:schemas-microsoft-com:office:word" xmlns:w="http://schemas.openxmlformats.org/wordprocessingml/2006/main" xmlns:w14="http://schemas.microsoft.com/office/word/2010/wordml" xmlns:w15="http://schemas.microsoft.com/office/word/2012/wordml" xmlns:w16cex="http://schemas.microsoft.com/office/word/2018/wordml/cex" xmlns:w16cid="http://schemas.microsoft.com/office/word/2016/wordml/cid" xmlns:w16="http://schemas.microsoft.com/office/word/2018/wordml" xmlns:w16du="http://schemas.microsoft.com/office/word/2023/wordml/word16du" xmlns:w16sdtdh="http://schemas.microsoft.com/office/word/2020/wordml/sdtdatahash" xmlns:w16sdtfl="http://schemas.microsoft.com/office/word/2024/wordml/sdtformatlock" xmlns:w16se="http://schemas.microsoft.com/office/word/2015/wordml/symex" xmlns:wpg="http://schemas.microsoft.com/office/word/2010/wordprocessingGroup" xmlns:wpi="http://schemas.microsoft.com/office/word/2010/wordprocessingInk" xmlns:wne="http://schemas.microsoft.com/office/word/2006/wordml" xmlns:wps="http://schemas.microsoft.com/office/word/2010/wordprocessingShape" mc:Ignorable="w14 w15 w16se w16cid w16 w16cex w16sdtdh w16sdtfl w16du wp14">
-  <w16cid:commentId w16cid:paraId="46834FB5" w16cid:durableId="432054D2"/>
-</w16cid:commentsIds>
 </file>
 
 <file path=word/endnotes.xml><?xml version="1.0" encoding="utf-8"?>
@@ -3447,14 +3451,6 @@
     <w:abstractNumId w:val="7"/>
   </w:num>
 </w:numbering>
-</file>
-
-<file path=word/people.xml><?xml version="1.0" encoding="utf-8"?>
-<w15:people xmlns:wpc="http://schemas.microsoft.com/office/word/2010/wordprocessingCanvas" xmlns:cx="http://schemas.microsoft.com/office/drawing/2014/chartex" xmlns:cx1="http://schemas.microsoft.com/office/drawing/2015/9/8/chartex" xmlns:cx2="http://schemas.microsoft.com/office/drawing/2015/10/21/chartex" xmlns:cx3="http://schemas.microsoft.com/office/drawing/2016/5/9/chartex" xmlns:cx4="http://schemas.microsoft.com/office/drawing/2016/5/10/chartex" xmlns:cx5="http://schemas.microsoft.com/office/drawing/2016/5/11/chartex" xmlns:cx6="http://schemas.microsoft.com/office/drawing/2016/5/12/chartex" xmlns:cx7="http://schemas.microsoft.com/office/drawing/2016/5/13/chartex" xmlns:cx8="http://schemas.microsoft.com/office/drawing/2016/5/14/chartex" xmlns:mc="http://schemas.openxmlformats.org/markup-compatibility/2006" xmlns:aink="http://schemas.microsoft.com/office/drawing/2016/ink" xmlns:am3d="http://schemas.microsoft.com/office/drawing/2017/model3d" xmlns:o="urn:schemas-microsoft-com:office:office" xmlns:oel="http://schemas.microsoft.com/office/2019/extlst" xmlns:r="http://schemas.openxmlformats.org/officeDocument/2006/relationships" xmlns:m="http://schemas.openxmlformats.org/officeDocument/2006/math" xmlns:v="urn:schemas-microsoft-com:vml" xmlns:wp14="http://schemas.microsoft.com/office/word/2010/wordprocessingDrawing" xmlns:wp="http://schemas.openxmlformats.org/drawingml/2006/wordprocessingDrawing" xmlns:w10="urn:schemas-microsoft-com:office:word" xmlns:w="http://schemas.openxmlformats.org/wordprocessingml/2006/main" xmlns:w14="http://schemas.microsoft.com/office/word/2010/wordml" xmlns:w15="http://schemas.microsoft.com/office/word/2012/wordml" xmlns:w16cex="http://schemas.microsoft.com/office/word/2018/wordml/cex" xmlns:w16cid="http://schemas.microsoft.com/office/word/2016/wordml/cid" xmlns:w16="http://schemas.microsoft.com/office/word/2018/wordml" xmlns:w16du="http://schemas.microsoft.com/office/word/2023/wordml/word16du" xmlns:w16sdtdh="http://schemas.microsoft.com/office/word/2020/wordml/sdtdatahash" xmlns:w16sdtfl="http://schemas.microsoft.com/office/word/2024/wordml/sdtformatlock" xmlns:w16se="http://schemas.microsoft.com/office/word/2015/wordml/symex" xmlns:wpg="http://schemas.microsoft.com/office/word/2010/wordprocessingGroup" xmlns:wpi="http://schemas.microsoft.com/office/word/2010/wordprocessingInk" xmlns:wne="http://schemas.microsoft.com/office/word/2006/wordml" xmlns:wps="http://schemas.microsoft.com/office/word/2010/wordprocessingShape" mc:Ignorable="w14 w15 w16se w16cid w16 w16cex w16sdtdh w16sdtfl w16du wp14">
-  <w15:person w15:author="user">
-    <w15:presenceInfo w15:providerId="None" w15:userId="user"/>
-  </w15:person>
-</w15:people>
 </file>
 
 <file path=word/styles.xml><?xml version="1.0" encoding="utf-8"?>
